--- a/paper/AdaptiShield-Manuscript.docx
+++ b/paper/AdaptiShield-Manuscript.docx
@@ -1126,7 +1126,17 @@
           <w:color w:val="000000"/>
           <w:sz w:val="20"/>
         </w:rPr>
-        <w:t>[TO COMPLETE: the project's vault carries reviewed notes on AgentSentry, AutoMalTool, MCPSecBench, MCP-RiskCue, ETDI and a Model Context Protocol security survey, each of which motivates a specific layer of the architecture. Their full bibliographic entries are not yet transcribed and are marked in the reference list.]</w:t>
+        <w:t>Protocol-surface work, which motivates the layers below the agent.</w:t>
+      </w:r>
+      <w:r>
+        <w:rPr>
+          <w:rFonts w:ascii="Times New Roman" w:hAnsi="Times New Roman"/>
+          <w:b w:val="0"/>
+          <w:i w:val="0"/>
+          <w:color w:val="000000"/>
+          <w:sz w:val="20"/>
+        </w:rPr>
+        <w:t xml:space="preserve"> A fourth line of work targets the tool-integration surface itself rather than the prompt. A survey of more than thirty attack techniques across input manipulation, model compromise, system and privacy attacks, and protocol-level vulnerabilities [13] establishes the threat landscape our Layers 0 and 1 are drawn against; MCPSecBench [11] reports protocol-level attacks succeeding against every evaluated host platform, which is why Layer 0 exists at all. ETDI [12] specifies the signed, versioned tool definitions our server trust registry follows, and AutoMalTool [10] supplies the detection-oracle design for screening tool metadata at registration — a check our pipeline approximates rather than performs, because it consumes tool responses rather than server manifests (§XII). MCP-RiskCue [14] applies GRPO to risk inference over server logs, the same optimiser our adaptive layer uses on a different object. Closest to this work is AgentSentry [9], which also localises injection by counterfactual re-execution at tool-return boundaries and also purifies context for safe continuation; our contribution is not that mechanism but the finding that its discriminative power is governed by whether the injected span carries a liftable target, which requires the stratified reporting of §VII.</w:t>
       </w:r>
     </w:p>
     <w:p>
@@ -10461,27 +10471,7 @@
           <w:color w:val="000000"/>
           <w:sz w:val="20"/>
         </w:rPr>
-        <w:t xml:space="preserve">[9] </w:t>
-      </w:r>
-      <w:r>
-        <w:rPr>
-          <w:rFonts w:ascii="Times New Roman" w:hAnsi="Times New Roman"/>
-          <w:b/>
-          <w:i w:val="0"/>
-          <w:color w:val="000000"/>
-          <w:sz w:val="20"/>
-        </w:rPr>
-        <w:t>[TO COMPLETE]</w:t>
-      </w:r>
-      <w:r>
-        <w:rPr>
-          <w:rFonts w:ascii="Times New Roman" w:hAnsi="Times New Roman"/>
-          <w:b w:val="0"/>
-          <w:i w:val="0"/>
-          <w:color w:val="000000"/>
-          <w:sz w:val="20"/>
-        </w:rPr>
-        <w:t xml:space="preserve"> AgentSentry — methodological ancestor of the causal analyzer and context sanitizer. Full citation to be transcribed from the project literature notes.</w:t>
+        <w:t>[9] T. Zhang, Y. Xu, J. Wang, K. Guo, X. Xu, B. Xiao, Q. Guan, J. Fan, J. Liu, Z. Liu, and H. Hu, "AgentSentry: Mitigating indirect prompt injection in LLM agents via temporal causal diagnostics and context purification," arXiv:2602.22724, 2026.</w:t>
       </w:r>
     </w:p>
     <w:p>
@@ -10497,27 +10487,7 @@
           <w:color w:val="000000"/>
           <w:sz w:val="20"/>
         </w:rPr>
-        <w:t xml:space="preserve">[10] </w:t>
-      </w:r>
-      <w:r>
-        <w:rPr>
-          <w:rFonts w:ascii="Times New Roman" w:hAnsi="Times New Roman"/>
-          <w:b/>
-          <w:i w:val="0"/>
-          <w:color w:val="000000"/>
-          <w:sz w:val="20"/>
-        </w:rPr>
-        <w:t>[TO COMPLETE]</w:t>
-      </w:r>
-      <w:r>
-        <w:rPr>
-          <w:rFonts w:ascii="Times New Roman" w:hAnsi="Times New Roman"/>
-          <w:b w:val="0"/>
-          <w:i w:val="0"/>
-          <w:color w:val="000000"/>
-          <w:sz w:val="20"/>
-        </w:rPr>
-        <w:t xml:space="preserve"> AutoMalTool — source of the detection oracle. Full citation to be transcribed.</w:t>
+        <w:t>[10] P. He, C. Li, B. Zhao, T. Du, and S. Ji, "Automatic red teaming LLM-based agents with Model Context Protocol tools," arXiv:2509.21011, 2025.</w:t>
       </w:r>
     </w:p>
     <w:p>
@@ -10533,27 +10503,7 @@
           <w:color w:val="000000"/>
           <w:sz w:val="20"/>
         </w:rPr>
-        <w:t xml:space="preserve">[11] </w:t>
-      </w:r>
-      <w:r>
-        <w:rPr>
-          <w:rFonts w:ascii="Times New Roman" w:hAnsi="Times New Roman"/>
-          <w:b/>
-          <w:i w:val="0"/>
-          <w:color w:val="000000"/>
-          <w:sz w:val="20"/>
-        </w:rPr>
-        <w:t>[TO COMPLETE]</w:t>
-      </w:r>
-      <w:r>
-        <w:rPr>
-          <w:rFonts w:ascii="Times New Roman" w:hAnsi="Times New Roman"/>
-          <w:b w:val="0"/>
-          <w:i w:val="0"/>
-          <w:color w:val="000000"/>
-          <w:sz w:val="20"/>
-        </w:rPr>
-        <w:t xml:space="preserve"> MCPSecBench — protocol-level attack success against evaluated platforms; motivates Layer 0. Full citation to be transcribed.</w:t>
+        <w:t>[11] Y. Yang, C. Gao, D. Wu, Y. Chen, Y. Li, and S. Wang, "MCPSecBench: A systematic security benchmark and playground for testing Model Context Protocols," arXiv:2508.13220, 2025.</w:t>
       </w:r>
     </w:p>
     <w:p>
@@ -10569,27 +10519,7 @@
           <w:color w:val="000000"/>
           <w:sz w:val="20"/>
         </w:rPr>
-        <w:t xml:space="preserve">[12] </w:t>
-      </w:r>
-      <w:r>
-        <w:rPr>
-          <w:rFonts w:ascii="Times New Roman" w:hAnsi="Times New Roman"/>
-          <w:b/>
-          <w:i w:val="0"/>
-          <w:color w:val="000000"/>
-          <w:sz w:val="20"/>
-        </w:rPr>
-        <w:t>[TO COMPLETE]</w:t>
-      </w:r>
-      <w:r>
-        <w:rPr>
-          <w:rFonts w:ascii="Times New Roman" w:hAnsi="Times New Roman"/>
-          <w:b w:val="0"/>
-          <w:i w:val="0"/>
-          <w:color w:val="000000"/>
-          <w:sz w:val="20"/>
-        </w:rPr>
-        <w:t xml:space="preserve"> ETDI — the trust framework Layer 0's server registry follows. Full citation to be transcribed.</w:t>
+        <w:t>[12] M. Bhatt, V. S. Narajala, and I. Habler, "ETDI: Mitigating tool squatting and rug pull attacks in Model Context Protocol (MCP) by using OAuth-enhanced tool definitions and policy-based access control," arXiv:2506.01333, 2025.</w:t>
       </w:r>
     </w:p>
     <w:p>
@@ -10605,27 +10535,43 @@
           <w:color w:val="000000"/>
           <w:sz w:val="20"/>
         </w:rPr>
-        <w:t xml:space="preserve">[13] </w:t>
-      </w:r>
-      <w:r>
-        <w:rPr>
-          <w:rFonts w:ascii="Times New Roman" w:hAnsi="Times New Roman"/>
-          <w:b/>
-          <w:i w:val="0"/>
-          <w:color w:val="000000"/>
-          <w:sz w:val="20"/>
-        </w:rPr>
-        <w:t>[TO COMPLETE]</w:t>
+        <w:t xml:space="preserve">[13] M. A. Ferrag, N. Tihanyi, D. Hamouda, L. Maglaras, A. Lakas, and M. Debbah, "From prompt injections to protocol exploits: Threats in LLM-powered AI agents workflows," </w:t>
       </w:r>
       <w:r>
         <w:rPr>
           <w:rFonts w:ascii="Times New Roman" w:hAnsi="Times New Roman"/>
           <w:b w:val="0"/>
-          <w:i w:val="0"/>
-          <w:color w:val="000000"/>
-          <w:sz w:val="20"/>
-        </w:rPr>
-        <w:t xml:space="preserve"> MCP-RiskCue and the Model Context Protocol security survey — threat landscape for Layers 0 and 1. Full citations to be transcribed.</w:t>
+          <w:i/>
+          <w:color w:val="000000"/>
+          <w:sz w:val="20"/>
+        </w:rPr>
+        <w:t>ICT Express</w:t>
+      </w:r>
+      <w:r>
+        <w:rPr>
+          <w:rFonts w:ascii="Times New Roman" w:hAnsi="Times New Roman"/>
+          <w:b w:val="0"/>
+          <w:i w:val="0"/>
+          <w:color w:val="000000"/>
+          <w:sz w:val="20"/>
+        </w:rPr>
+        <w:t>, 2025. arXiv:2506.23260.</w:t>
+      </w:r>
+    </w:p>
+    <w:p>
+      <w:pPr>
+        <w:spacing w:after="80" w:before="0" w:line="254" w:lineRule="auto"/>
+        <w:jc w:val="both"/>
+      </w:pPr>
+      <w:r>
+        <w:rPr>
+          <w:rFonts w:ascii="Times New Roman" w:hAnsi="Times New Roman"/>
+          <w:b w:val="0"/>
+          <w:i w:val="0"/>
+          <w:color w:val="000000"/>
+          <w:sz w:val="20"/>
+        </w:rPr>
+        <w:t>[14] J. Fu, Y. Zhang, and Y. Wang, "Can LLM infer risk information from MCP server system logs?," arXiv:2511.05867, 2025.</w:t>
       </w:r>
     </w:p>
     <w:p>

--- a/paper/AdaptiShield-Manuscript.docx
+++ b/paper/AdaptiShield-Manuscript.docx
@@ -6455,6 +6455,439 @@
           <w:sz w:val="20"/>
         </w:rPr>
         <w:t xml:space="preserve"> stable — every one of its 30 documents receives the same verdict in all three runs — which is what one expects when detection rides on a near-deterministic string match rather than on a judgement. These are recordings re-scored offline, so they bound the recording instrument's variability rather than a full live run's; we claim only what that supports, namely that the stratified collapse is not an artifact of a single run.</w:t>
+      </w:r>
+    </w:p>
+    <w:p>
+      <w:pPr>
+        <w:spacing w:after="60" w:before="160" w:line="254" w:lineRule="auto"/>
+        <w:jc w:val="left"/>
+      </w:pPr>
+      <w:r>
+        <w:rPr>
+          <w:rFonts w:ascii="Times New Roman" w:hAnsi="Times New Roman"/>
+          <w:b/>
+          <w:i/>
+          <w:color w:val="000000"/>
+          <w:sz w:val="20"/>
+        </w:rPr>
+        <w:t>E. The collapse is not a property of one model</w:t>
+      </w:r>
+    </w:p>
+    <w:p>
+      <w:pPr>
+        <w:spacing w:after="80" w:before="0" w:line="254" w:lineRule="auto"/>
+        <w:jc w:val="both"/>
+      </w:pPr>
+      <w:r>
+        <w:rPr>
+          <w:rFonts w:ascii="Times New Roman" w:hAnsi="Times New Roman"/>
+          <w:b w:val="0"/>
+          <w:i w:val="0"/>
+          <w:color w:val="000000"/>
+          <w:sz w:val="20"/>
+        </w:rPr>
+        <w:t xml:space="preserve">Every figure above rests on one 4B model behind the causal probe, which makes the stratification a candidate property of </w:t>
+      </w:r>
+      <w:r>
+        <w:rPr>
+          <w:rFonts w:ascii="Times New Roman" w:hAnsi="Times New Roman"/>
+          <w:b w:val="0"/>
+          <w:i/>
+          <w:color w:val="000000"/>
+          <w:sz w:val="20"/>
+        </w:rPr>
+        <w:t>that model</w:t>
+      </w:r>
+      <w:r>
+        <w:rPr>
+          <w:rFonts w:ascii="Times New Roman" w:hAnsi="Times New Roman"/>
+          <w:b w:val="0"/>
+          <w:i w:val="0"/>
+          <w:color w:val="000000"/>
+          <w:sz w:val="20"/>
+        </w:rPr>
+        <w:t xml:space="preserve"> rather than of the mechanism. We tested it directly: the same InjecAgent draw, recorded a second time under a different probe model, scored through the same shipped rules with identical probe prompts.</w:t>
+      </w:r>
+    </w:p>
+    <w:tbl>
+      <w:tblPr>
+        <w:tblStyle w:val="TableGrid"/>
+        <w:tblW w:type="auto" w:w="0"/>
+        <w:jc w:val="center"/>
+        <w:tblLayout w:type="fixed"/>
+        <w:tblLook w:firstColumn="1" w:firstRow="1" w:lastColumn="0" w:lastRow="0" w:noHBand="0" w:noVBand="1" w:val="04A0"/>
+      </w:tblPr>
+      <w:tblGrid>
+        <w:gridCol w:w="2658"/>
+        <w:gridCol w:w="3236"/>
+        <w:gridCol w:w="3467"/>
+      </w:tblGrid>
+      <w:tr>
+        <w:tc>
+          <w:tcPr>
+            <w:tcW w:type="dxa" w:w="2658"/>
+            <w:shd w:val="clear" w:fill="EDF1F5"/>
+          </w:tcPr>
+          <w:p>
+            <w:pPr>
+              <w:spacing w:after="20" w:before="20"/>
+              <w:jc w:val="left"/>
+            </w:pPr>
+            <w:r>
+              <w:rPr>
+                <w:rFonts w:ascii="Times New Roman" w:hAnsi="Times New Roman"/>
+                <w:b/>
+                <w:i w:val="0"/>
+                <w:color w:val="000000"/>
+                <w:sz w:val="17"/>
+              </w:rPr>
+              <w:t>Stratum</w:t>
+            </w:r>
+          </w:p>
+        </w:tc>
+        <w:tc>
+          <w:tcPr>
+            <w:tcW w:type="dxa" w:w="3236"/>
+            <w:shd w:val="clear" w:fill="EDF1F5"/>
+          </w:tcPr>
+          <w:p>
+            <w:pPr>
+              <w:spacing w:after="20" w:before="20"/>
+              <w:jc w:val="left"/>
+            </w:pPr>
+            <w:r>
+              <w:rPr>
+                <w:rFonts w:ascii="Consolas" w:hAnsi="Consolas"/>
+                <w:b/>
+                <w:i w:val="0"/>
+                <w:color w:val="000000"/>
+                <w:sz w:val="16"/>
+              </w:rPr>
+              <w:t>gemma3:4b</w:t>
+            </w:r>
+            <w:r>
+              <w:rPr>
+                <w:rFonts w:ascii="Times New Roman" w:hAnsi="Times New Roman"/>
+                <w:b/>
+                <w:i w:val="0"/>
+                <w:color w:val="000000"/>
+                <w:sz w:val="17"/>
+              </w:rPr>
+              <w:t xml:space="preserve"> (incumbent)</w:t>
+            </w:r>
+          </w:p>
+        </w:tc>
+        <w:tc>
+          <w:tcPr>
+            <w:tcW w:type="dxa" w:w="3467"/>
+            <w:shd w:val="clear" w:fill="EDF1F5"/>
+          </w:tcPr>
+          <w:p>
+            <w:pPr>
+              <w:spacing w:after="20" w:before="20"/>
+              <w:jc w:val="left"/>
+            </w:pPr>
+            <w:r>
+              <w:rPr>
+                <w:rFonts w:ascii="Consolas" w:hAnsi="Consolas"/>
+                <w:b/>
+                <w:i w:val="0"/>
+                <w:color w:val="000000"/>
+                <w:sz w:val="16"/>
+              </w:rPr>
+              <w:t>llama3.2:3b</w:t>
+            </w:r>
+          </w:p>
+        </w:tc>
+      </w:tr>
+      <w:tr>
+        <w:tc>
+          <w:tcPr>
+            <w:tcW w:type="dxa" w:w="2658"/>
+          </w:tcPr>
+          <w:p>
+            <w:pPr>
+              <w:spacing w:after="20" w:before="20"/>
+              <w:jc w:val="left"/>
+            </w:pPr>
+            <w:r>
+              <w:rPr>
+                <w:rFonts w:ascii="Times New Roman" w:hAnsi="Times New Roman"/>
+                <w:b w:val="0"/>
+                <w:i w:val="0"/>
+                <w:color w:val="000000"/>
+                <w:sz w:val="17"/>
+              </w:rPr>
+              <w:t>target-match path fires</w:t>
+            </w:r>
+          </w:p>
+        </w:tc>
+        <w:tc>
+          <w:tcPr>
+            <w:tcW w:type="dxa" w:w="3236"/>
+          </w:tcPr>
+          <w:p>
+            <w:pPr>
+              <w:spacing w:after="20" w:before="20"/>
+              <w:jc w:val="left"/>
+            </w:pPr>
+            <w:r>
+              <w:rPr>
+                <w:rFonts w:ascii="Times New Roman" w:hAnsi="Times New Roman"/>
+                <w:b w:val="0"/>
+                <w:i w:val="0"/>
+                <w:color w:val="000000"/>
+                <w:sz w:val="17"/>
+              </w:rPr>
+              <w:t>29/30 = 96.7% [83.3%, 99.4%]</w:t>
+            </w:r>
+          </w:p>
+        </w:tc>
+        <w:tc>
+          <w:tcPr>
+            <w:tcW w:type="dxa" w:w="3467"/>
+          </w:tcPr>
+          <w:p>
+            <w:pPr>
+              <w:spacing w:after="20" w:before="20"/>
+              <w:jc w:val="left"/>
+            </w:pPr>
+            <w:r>
+              <w:rPr>
+                <w:rFonts w:ascii="Times New Roman" w:hAnsi="Times New Roman"/>
+                <w:b w:val="0"/>
+                <w:i w:val="0"/>
+                <w:color w:val="000000"/>
+                <w:sz w:val="17"/>
+              </w:rPr>
+              <w:t>30/30 = 100.0% [88.6%, 100.0%]</w:t>
+            </w:r>
+          </w:p>
+        </w:tc>
+      </w:tr>
+      <w:tr>
+        <w:tc>
+          <w:tcPr>
+            <w:tcW w:type="dxa" w:w="2658"/>
+          </w:tcPr>
+          <w:p>
+            <w:pPr>
+              <w:spacing w:after="20" w:before="20"/>
+              <w:jc w:val="left"/>
+            </w:pPr>
+            <w:r>
+              <w:rPr>
+                <w:rFonts w:ascii="Times New Roman" w:hAnsi="Times New Roman"/>
+                <w:b w:val="0"/>
+                <w:i w:val="0"/>
+                <w:color w:val="000000"/>
+                <w:sz w:val="17"/>
+              </w:rPr>
+              <w:t>target-match cannot</w:t>
+            </w:r>
+          </w:p>
+        </w:tc>
+        <w:tc>
+          <w:tcPr>
+            <w:tcW w:type="dxa" w:w="3236"/>
+          </w:tcPr>
+          <w:p>
+            <w:pPr>
+              <w:spacing w:after="20" w:before="20"/>
+              <w:jc w:val="left"/>
+            </w:pPr>
+            <w:r>
+              <w:rPr>
+                <w:rFonts w:ascii="Times New Roman" w:hAnsi="Times New Roman"/>
+                <w:b w:val="0"/>
+                <w:i w:val="0"/>
+                <w:color w:val="000000"/>
+                <w:sz w:val="17"/>
+              </w:rPr>
+              <w:t>4/30 = 13.3% [5.3%, 29.7%]</w:t>
+            </w:r>
+          </w:p>
+        </w:tc>
+        <w:tc>
+          <w:tcPr>
+            <w:tcW w:type="dxa" w:w="3467"/>
+          </w:tcPr>
+          <w:p>
+            <w:pPr>
+              <w:spacing w:after="20" w:before="20"/>
+              <w:jc w:val="left"/>
+            </w:pPr>
+            <w:r>
+              <w:rPr>
+                <w:rFonts w:ascii="Times New Roman" w:hAnsi="Times New Roman"/>
+                <w:b w:val="0"/>
+                <w:i w:val="0"/>
+                <w:color w:val="000000"/>
+                <w:sz w:val="17"/>
+              </w:rPr>
+              <w:t>3/30 = 10.0% [3.5%, 25.6%]</w:t>
+            </w:r>
+          </w:p>
+        </w:tc>
+      </w:tr>
+      <w:tr>
+        <w:tc>
+          <w:tcPr>
+            <w:tcW w:type="dxa" w:w="2658"/>
+          </w:tcPr>
+          <w:p>
+            <w:pPr>
+              <w:spacing w:after="20" w:before="20"/>
+              <w:jc w:val="left"/>
+            </w:pPr>
+            <w:r>
+              <w:rPr>
+                <w:rFonts w:ascii="Times New Roman" w:hAnsi="Times New Roman"/>
+                <w:b/>
+                <w:i w:val="0"/>
+                <w:color w:val="000000"/>
+                <w:sz w:val="17"/>
+              </w:rPr>
+              <w:t>stratum gap</w:t>
+            </w:r>
+          </w:p>
+        </w:tc>
+        <w:tc>
+          <w:tcPr>
+            <w:tcW w:type="dxa" w:w="3236"/>
+          </w:tcPr>
+          <w:p>
+            <w:pPr>
+              <w:spacing w:after="20" w:before="20"/>
+              <w:jc w:val="left"/>
+            </w:pPr>
+            <w:r>
+              <w:rPr>
+                <w:rFonts w:ascii="Times New Roman" w:hAnsi="Times New Roman"/>
+                <w:b/>
+                <w:i w:val="0"/>
+                <w:color w:val="000000"/>
+                <w:sz w:val="17"/>
+              </w:rPr>
+              <w:t>83.3 points</w:t>
+            </w:r>
+          </w:p>
+        </w:tc>
+        <w:tc>
+          <w:tcPr>
+            <w:tcW w:type="dxa" w:w="3467"/>
+          </w:tcPr>
+          <w:p>
+            <w:pPr>
+              <w:spacing w:after="20" w:before="20"/>
+              <w:jc w:val="left"/>
+            </w:pPr>
+            <w:r>
+              <w:rPr>
+                <w:rFonts w:ascii="Times New Roman" w:hAnsi="Times New Roman"/>
+                <w:b/>
+                <w:i w:val="0"/>
+                <w:color w:val="000000"/>
+                <w:sz w:val="17"/>
+              </w:rPr>
+              <w:t>90.0 points</w:t>
+            </w:r>
+          </w:p>
+        </w:tc>
+      </w:tr>
+    </w:tbl>
+    <w:p>
+      <w:pPr>
+        <w:spacing w:after="160" w:before="0" w:line="254" w:lineRule="auto"/>
+        <w:jc w:val="left"/>
+      </w:pPr>
+      <w:r>
+        <w:rPr>
+          <w:rFonts w:ascii="Times New Roman" w:hAnsi="Times New Roman"/>
+          <w:b/>
+          <w:i w:val="0"/>
+          <w:color w:val="444A53"/>
+          <w:sz w:val="17"/>
+        </w:rPr>
+        <w:t>Table VIII.</w:t>
+      </w:r>
+      <w:r>
+        <w:rPr>
+          <w:rFonts w:ascii="Times New Roman" w:hAnsi="Times New Roman"/>
+          <w:b w:val="0"/>
+          <w:i w:val="0"/>
+          <w:color w:val="444A53"/>
+          <w:sz w:val="17"/>
+        </w:rPr>
+        <w:t xml:space="preserve"> The stratification under a second probe model. Same draw, same prompts, same scorer; run 0 of each. Paired over all 60 cases: 1 helped, 1 hurt, 2 discordant, exact </w:t>
+      </w:r>
+      <w:r>
+        <w:rPr>
+          <w:rFonts w:ascii="Times New Roman" w:hAnsi="Times New Roman"/>
+          <w:b w:val="0"/>
+          <w:i/>
+          <w:color w:val="444A53"/>
+          <w:sz w:val="17"/>
+        </w:rPr>
+        <w:t>p</w:t>
+      </w:r>
+      <w:r>
+        <w:rPr>
+          <w:rFonts w:ascii="Times New Roman" w:hAnsi="Times New Roman"/>
+          <w:b w:val="0"/>
+          <w:i w:val="0"/>
+          <w:color w:val="444A53"/>
+          <w:sz w:val="17"/>
+        </w:rPr>
+        <w:t xml:space="preserve"> = 1.0 — which at two discordant pairs is near-zero power, not equivalence.</w:t>
+      </w:r>
+    </w:p>
+    <w:p>
+      <w:pPr>
+        <w:spacing w:after="80" w:before="0" w:line="254" w:lineRule="auto"/>
+        <w:jc w:val="both"/>
+      </w:pPr>
+      <w:r>
+        <w:rPr>
+          <w:rFonts w:ascii="Times New Roman" w:hAnsi="Times New Roman"/>
+          <w:b w:val="0"/>
+          <w:i w:val="0"/>
+          <w:color w:val="000000"/>
+          <w:sz w:val="20"/>
+        </w:rPr>
+        <w:t>The shape reproduces on a different model lineage with a smaller parameter count and a different instruct-tuning recipe, and the gap comes out slightly wider. The two models agree on 58 of 60 cases, disagreeing once in each direction. We claim from this that the collapse follows the mechanism rather than the model — not that the two models are equivalent, which two discordant pairs cannot support.</w:t>
+      </w:r>
+    </w:p>
+    <w:p>
+      <w:pPr>
+        <w:spacing w:after="80" w:before="0" w:line="254" w:lineRule="auto"/>
+        <w:jc w:val="both"/>
+      </w:pPr>
+      <w:r>
+        <w:rPr>
+          <w:rFonts w:ascii="Times New Roman" w:hAnsi="Times New Roman"/>
+          <w:b w:val="0"/>
+          <w:i w:val="0"/>
+          <w:color w:val="000000"/>
+          <w:sz w:val="20"/>
+        </w:rPr>
+        <w:t>Model choice was not free, and the constraint is worth reporting because it shapes what can be tested at this scale. Two other candidates were disqualified before this one on a pre-registered compliance pre-flight (§XII): a 7B model complies faithfully but cannot fit our 4 GB accelerator, running 47% on CPU and failing to return identical output across runs at temperature 0; a second 3B model is fully resident and perfectly reproducible but returns "no action" on both cases the incumbent detects, without emitting any refusal text. The probe requires a model that states the action it is shown, and that property is neither guaranteed by scale nor visible to a refusal-string check.</w:t>
+      </w:r>
+    </w:p>
+    <w:p>
+      <w:pPr>
+        <w:spacing w:after="120" w:before="0" w:line="254" w:lineRule="auto"/>
+        <w:jc w:val="left"/>
+      </w:pPr>
+      <w:r>
+        <w:rPr>
+          <w:rFonts w:ascii="Times New Roman" w:hAnsi="Times New Roman"/>
+          <w:b w:val="0"/>
+          <w:i/>
+          <w:color w:val="444A53"/>
+          <w:sz w:val="17"/>
+        </w:rPr>
+        <w:t>Artifact: `results/phase16_model_transfer/`.</w:t>
       </w:r>
     </w:p>
     <w:p>
@@ -7079,7 +7512,7 @@
           <w:color w:val="444A53"/>
           <w:sz w:val="17"/>
         </w:rPr>
-        <w:t>Table VIII.</w:t>
+        <w:t>Table IX.</w:t>
       </w:r>
       <w:r>
         <w:rPr>
@@ -7441,7 +7874,7 @@
           <w:color w:val="000000"/>
           <w:sz w:val="20"/>
         </w:rPr>
-        <w:t xml:space="preserve">A claim of the form "this configuration adds one false positive" is therefore not supported by a single run, because it may be reporting churn in the borderline pool. This bounds Table VIII directly: the capability arm's apparent FPR cost is one case in 60, precisely the magnitude that churns, so the defensible statement is </w:t>
+        <w:t xml:space="preserve">A claim of the form "this configuration adds one false positive" is therefore not supported by a single run, because it may be reporting churn in the borderline pool. This bounds Table IX directly: the capability arm's apparent FPR cost is one case in 60, precisely the magnitude that churns, so the defensible statement is </w:t>
       </w:r>
       <w:r>
         <w:rPr>
@@ -7994,7 +8427,7 @@
           <w:color w:val="444A53"/>
           <w:sz w:val="17"/>
         </w:rPr>
-        <w:t>Table IX.</w:t>
+        <w:t>Table X.</w:t>
       </w:r>
       <w:r>
         <w:rPr>
@@ -8865,7 +9298,7 @@
           <w:color w:val="444A53"/>
           <w:sz w:val="17"/>
         </w:rPr>
-        <w:t>Table X.</w:t>
+        <w:t>Table XI.</w:t>
       </w:r>
       <w:r>
         <w:rPr>
@@ -9659,7 +10092,7 @@
           <w:color w:val="444A53"/>
           <w:sz w:val="17"/>
         </w:rPr>
-        <w:t>Table XI.</w:t>
+        <w:t>Table XII.</w:t>
       </w:r>
       <w:r>
         <w:rPr>
@@ -9753,7 +10186,7 @@
           <w:color w:val="000000"/>
           <w:sz w:val="20"/>
         </w:rPr>
-        <w:t>Single model, single scorer.</w:t>
+        <w:t>Two models, one scorer, one scale.</w:t>
       </w:r>
       <w:r>
         <w:rPr>
@@ -9763,7 +10196,7 @@
           <w:color w:val="000000"/>
           <w:sz w:val="20"/>
         </w:rPr>
-        <w:t xml:space="preserve"> Every number rests on one 4B model behind the causal probe and one keyword scorer. The central finding — the causal contrast being zero on 80% of turns — is a property of </w:t>
+        <w:t xml:space="preserve"> The stratified collapse is no longer a single-model result: §VII-E reproduces it under a second probe model of a different lineage, with the gap slightly wider (90.0 points against 83.3). But both models are 3–4B and locally hosted, and one keyword scorer sits behind every number. The multi-turn finding — the causal contrast being zero on 80% of turns — was measured on the incumbent alone and has </w:t>
       </w:r>
       <w:r>
         <w:rPr>
@@ -9773,7 +10206,7 @@
           <w:color w:val="000000"/>
           <w:sz w:val="20"/>
         </w:rPr>
-        <w:t>that pair</w:t>
+        <w:t>not</w:t>
       </w:r>
       <w:r>
         <w:rPr>
@@ -9783,7 +10216,7 @@
           <w:color w:val="000000"/>
           <w:sz w:val="20"/>
         </w:rPr>
-        <w:t>, not of causal detection in general.</w:t>
+        <w:t xml:space="preserve"> been repeated on a second model.</w:t>
       </w:r>
     </w:p>
     <w:p>
@@ -9799,7 +10232,7 @@
           <w:color w:val="000000"/>
           <w:sz w:val="20"/>
         </w:rPr>
-        <w:t>Model choice is constrained, not free.</w:t>
+        <w:t>Model choice is constrained, not free, and we can now price the constraint.</w:t>
       </w:r>
       <w:r>
         <w:rPr>
@@ -9809,7 +10242,7 @@
           <w:color w:val="000000"/>
           <w:sz w:val="20"/>
         </w:rPr>
-        <w:t xml:space="preserve"> The probe needs a model that complies under the masked regime. A more refusal-prone model produces no signal at all, so the approach cannot simply be moved to a stronger, better-aligned model: the property being exploited to </w:t>
+        <w:t xml:space="preserve"> The probe needs a model that states the action it is shown under the masked regime; a more refusal-prone model produces no signal at all. Of three candidates available to us, two were disqualified before any cohort was recorded. A 7B model complies faithfully but does not fit a 4 GB accelerator: it runs 47% on CPU and does not return identical output across runs at temperature 0, so it cannot resolve effects of the size we compare. A second 3B model is fully resident and byte-identical across repeats, and returns "no action" on both cases the incumbent detects — while emitting no refusal text at all, so a refusal-string check would score it as compliant. The property the probe depends on is neither guaranteed by scale nor visible to the obvious check for it, and on this hardware the two failure modes bracket the usable range from either side. The approach cannot simply be moved to a stronger, better-aligned model: the property being exploited to </w:t>
       </w:r>
       <w:r>
         <w:rPr>

--- a/paper/AdaptiShield-Manuscript.docx
+++ b/paper/AdaptiShield-Manuscript.docx
@@ -1100,7 +1100,7 @@
           <w:color w:val="000000"/>
           <w:sz w:val="20"/>
         </w:rPr>
-        <w:t>What is missing, and what this paper supplies.</w:t>
+        <w:t>What separates the three families is the unit of evidence.</w:t>
       </w:r>
       <w:r>
         <w:rPr>
@@ -1110,7 +1110,47 @@
           <w:color w:val="000000"/>
           <w:sz w:val="20"/>
         </w:rPr>
-        <w:t xml:space="preserve"> Across this literature, detection results are reported pooled. We found no paper that stratifies detection by whether the injected content names a target the action can lift — which is the split that governs our results and, we argue in §XI, would not be visible in any of the tables we surveyed.</w:t>
+        <w:t xml:space="preserve"> A prompt-level defense reasons over the </w:t>
+      </w:r>
+      <w:r>
+        <w:rPr>
+          <w:rFonts w:ascii="Times New Roman" w:hAnsi="Times New Roman"/>
+          <w:b w:val="0"/>
+          <w:i/>
+          <w:color w:val="000000"/>
+          <w:sz w:val="20"/>
+        </w:rPr>
+        <w:t>text</w:t>
+      </w:r>
+      <w:r>
+        <w:rPr>
+          <w:rFonts w:ascii="Times New Roman" w:hAnsi="Times New Roman"/>
+          <w:b w:val="0"/>
+          <w:i w:val="0"/>
+          <w:color w:val="000000"/>
+          <w:sz w:val="20"/>
+        </w:rPr>
+        <w:t xml:space="preserve">, marking its provenance and relying on the model to honour the mark. A gate-level defense reasons over the </w:t>
+      </w:r>
+      <w:r>
+        <w:rPr>
+          <w:rFonts w:ascii="Times New Roman" w:hAnsi="Times New Roman"/>
+          <w:b w:val="0"/>
+          <w:i/>
+          <w:color w:val="000000"/>
+          <w:sz w:val="20"/>
+        </w:rPr>
+        <w:t>action</w:t>
+      </w:r>
+      <w:r>
+        <w:rPr>
+          <w:rFonts w:ascii="Times New Roman" w:hAnsi="Times New Roman"/>
+          <w:b w:val="0"/>
+          <w:i w:val="0"/>
+          <w:color w:val="000000"/>
+          <w:sz w:val="20"/>
+        </w:rPr>
+        <w:t>, constraining what may be executed regardless of why it was proposed. A detector reasons over the text again, but classifies it rather than annotating it. Each assumption is load-bearing, and each fails in a characteristic place. Marking fails when making a payload legible also makes it more actionable — we measure exactly that in §VI, where a spotlighting re-implementation produces a null that decomposes into two per-family effects of opposite sign. Gating fails when the attacker's objective requires the same permissions as the user's legitimate task, which AgentDojo's own analysis identifies as the boundary of tool filtering, and which §V reproduces as Layer 4 contributing nothing incremental once the detector is on. Classification fails at the operating point: the nine systems PIShield compares trade false positives against misses along a single axis, and the spread of that trade across benchmarks is most of the range available.</w:t>
       </w:r>
     </w:p>
     <w:p>
@@ -1121,6 +1161,42 @@
       <w:r>
         <w:rPr>
           <w:rFonts w:ascii="Times New Roman" w:hAnsi="Times New Roman"/>
+          <w:b w:val="0"/>
+          <w:i w:val="0"/>
+          <w:color w:val="000000"/>
+          <w:sz w:val="20"/>
+        </w:rPr>
+        <w:t xml:space="preserve">The causal framing takes a fourth unit: neither the text nor the action, but the </w:t>
+      </w:r>
+      <w:r>
+        <w:rPr>
+          <w:rFonts w:ascii="Times New Roman" w:hAnsi="Times New Roman"/>
+          <w:b w:val="0"/>
+          <w:i/>
+          <w:color w:val="000000"/>
+          <w:sz w:val="20"/>
+        </w:rPr>
+        <w:t>relation between them</w:t>
+      </w:r>
+      <w:r>
+        <w:rPr>
+          <w:rFonts w:ascii="Times New Roman" w:hAnsi="Times New Roman"/>
+          <w:b w:val="0"/>
+          <w:i w:val="0"/>
+          <w:color w:val="000000"/>
+          <w:sz w:val="20"/>
+        </w:rPr>
+        <w:t xml:space="preserve"> — did this span change what the agent proposed? That is a different question from all three, and it is the reason the approach is worth evaluating rather than assumed. It is also why its failure mode could not be anticipated from the other three. A defense reasoning over a relation needs the relation to be observable, and §VII reports the condition under which it is not: when the injected span names no target an action can lift, the contrast the detector reads is close to zero, and no threshold on it can recover what was never measured.</w:t>
+      </w:r>
+    </w:p>
+    <w:p>
+      <w:pPr>
+        <w:spacing w:after="80" w:before="0" w:line="254" w:lineRule="auto"/>
+        <w:jc w:val="both"/>
+      </w:pPr>
+      <w:r>
+        <w:rPr>
+          <w:rFonts w:ascii="Times New Roman" w:hAnsi="Times New Roman"/>
           <w:b/>
           <w:i w:val="0"/>
           <w:color w:val="000000"/>
@@ -1137,6 +1213,32 @@
           <w:sz w:val="20"/>
         </w:rPr>
         <w:t xml:space="preserve"> A fourth line of work targets the tool-integration surface itself rather than the prompt. A survey of more than thirty attack techniques across input manipulation, model compromise, system and privacy attacks, and protocol-level vulnerabilities [13] establishes the threat landscape our Layers 0 and 1 are drawn against; MCPSecBench [11] reports protocol-level attacks succeeding against every evaluated host platform, which is why Layer 0 exists at all. ETDI [12] specifies the signed, versioned tool definitions our server trust registry follows, and AutoMalTool [10] supplies the detection-oracle design for screening tool metadata at registration — a check our pipeline approximates rather than performs, because it consumes tool responses rather than server manifests (§XII). MCP-RiskCue [14] applies GRPO to risk inference over server logs, the same optimiser our adaptive layer uses on a different object. Closest to this work is AgentSentry [9], which also localises injection by counterfactual re-execution at tool-return boundaries and also purifies context for safe continuation; our contribution is not that mechanism but the finding that its discriminative power is governed by whether the injected span carries a liftable target, which requires the stratified reporting of §VII.</w:t>
+      </w:r>
+    </w:p>
+    <w:p>
+      <w:pPr>
+        <w:spacing w:after="80" w:before="0" w:line="254" w:lineRule="auto"/>
+        <w:jc w:val="both"/>
+      </w:pPr>
+      <w:r>
+        <w:rPr>
+          <w:rFonts w:ascii="Times New Roman" w:hAnsi="Times New Roman"/>
+          <w:b/>
+          <w:i w:val="0"/>
+          <w:color w:val="000000"/>
+          <w:sz w:val="20"/>
+        </w:rPr>
+        <w:t>What is missing, and what this paper supplies.</w:t>
+      </w:r>
+      <w:r>
+        <w:rPr>
+          <w:rFonts w:ascii="Times New Roman" w:hAnsi="Times New Roman"/>
+          <w:b w:val="0"/>
+          <w:i w:val="0"/>
+          <w:color w:val="000000"/>
+          <w:sz w:val="20"/>
+        </w:rPr>
+        <w:t xml:space="preserve"> Across this literature, detection results are reported pooled. We found no paper that stratifies detection by whether the injected content names a target the action can lift — which is the split that governs our results and, we argue in §XI, would not be visible in any of the tables we surveyed.</w:t>
       </w:r>
     </w:p>
     <w:p>

--- a/paper/AdaptiShield-Manuscript.docx
+++ b/paper/AdaptiShield-Manuscript.docx
@@ -10380,17 +10380,177 @@
           <w:color w:val="000000"/>
           <w:sz w:val="20"/>
         </w:rPr>
-        <w:t>The benign corpus is 60 external documents,</w:t>
-      </w:r>
-      <w:r>
-        <w:rPr>
-          <w:rFonts w:ascii="Times New Roman" w:hAnsi="Times New Roman"/>
-          <w:b w:val="0"/>
-          <w:i w:val="0"/>
-          <w:color w:val="000000"/>
-          <w:sz w:val="20"/>
-        </w:rPr>
-        <w:t xml:space="preserve"> adequate for the reported [0.9%, 11.4%] interval but wide enough that a two-point FPR difference is unresolvable.</w:t>
+        <w:t>The benign corpus is 60 external documents, and that is a census rather than a sample.</w:t>
+      </w:r>
+      <w:r>
+        <w:rPr>
+          <w:rFonts w:ascii="Times New Roman" w:hAnsi="Times New Roman"/>
+          <w:b w:val="0"/>
+          <w:i w:val="0"/>
+          <w:color w:val="000000"/>
+          <w:sz w:val="20"/>
+        </w:rPr>
+        <w:t xml:space="preserve"> The 60 are the complete benign content of AgentDojo v0.1.35's </w:t>
+      </w:r>
+      <w:r>
+        <w:rPr>
+          <w:rFonts w:ascii="Consolas" w:hAnsi="Consolas"/>
+          <w:b w:val="0"/>
+          <w:i w:val="0"/>
+          <w:color w:val="000000"/>
+          <w:sz w:val="19"/>
+        </w:rPr>
+        <w:t>workspace</w:t>
+      </w:r>
+      <w:r>
+        <w:rPr>
+          <w:rFonts w:ascii="Times New Roman" w:hAnsi="Times New Roman"/>
+          <w:b w:val="0"/>
+          <w:i w:val="0"/>
+          <w:color w:val="000000"/>
+          <w:sz w:val="20"/>
+        </w:rPr>
+        <w:t xml:space="preserve"> and </w:t>
+      </w:r>
+      <w:r>
+        <w:rPr>
+          <w:rFonts w:ascii="Consolas" w:hAnsi="Consolas"/>
+          <w:b w:val="0"/>
+          <w:i w:val="0"/>
+          <w:color w:val="000000"/>
+          <w:sz w:val="19"/>
+        </w:rPr>
+        <w:t>slack</w:t>
+      </w:r>
+      <w:r>
+        <w:rPr>
+          <w:rFonts w:ascii="Times New Roman" w:hAnsi="Times New Roman"/>
+          <w:b w:val="0"/>
+          <w:i w:val="0"/>
+          <w:color w:val="000000"/>
+          <w:sz w:val="20"/>
+        </w:rPr>
+        <w:t xml:space="preserve"> suites under our committed in-domain filter — re-harvested from a fresh wheel item-for-item, with zero disjoint episodes remaining. Every route to a larger </w:t>
+      </w:r>
+      <w:r>
+        <w:rPr>
+          <w:rFonts w:ascii="Times New Roman" w:hAnsi="Times New Roman"/>
+          <w:b w:val="0"/>
+          <w:i/>
+          <w:color w:val="000000"/>
+          <w:sz w:val="20"/>
+        </w:rPr>
+        <w:t>n</w:t>
+      </w:r>
+      <w:r>
+        <w:rPr>
+          <w:rFonts w:ascii="Times New Roman" w:hAnsi="Times New Roman"/>
+          <w:b w:val="0"/>
+          <w:i w:val="0"/>
+          <w:color w:val="000000"/>
+          <w:sz w:val="20"/>
+        </w:rPr>
+        <w:t xml:space="preserve"> changes the sourcing policy rather than deepening the draw: the only ones reaching 110 admit off-domain </w:t>
+      </w:r>
+      <w:r>
+        <w:rPr>
+          <w:rFonts w:ascii="Consolas" w:hAnsi="Consolas"/>
+          <w:b w:val="0"/>
+          <w:i w:val="0"/>
+          <w:color w:val="000000"/>
+          <w:sz w:val="19"/>
+        </w:rPr>
+        <w:t>travel</w:t>
+      </w:r>
+      <w:r>
+        <w:rPr>
+          <w:rFonts w:ascii="Times New Roman" w:hAnsi="Times New Roman"/>
+          <w:b w:val="0"/>
+          <w:i w:val="0"/>
+          <w:color w:val="000000"/>
+          <w:sz w:val="20"/>
+        </w:rPr>
+        <w:t xml:space="preserve"> reviews, which carry no address or URL an action could name and would therefore lower the measured FPR for reasons unrelated to the defense. Nor would width arrive if they did — at a rate near 3.3% the projected interval narrows from 10.5 points at </w:t>
+      </w:r>
+      <w:r>
+        <w:rPr>
+          <w:rFonts w:ascii="Times New Roman" w:hAnsi="Times New Roman"/>
+          <w:b w:val="0"/>
+          <w:i/>
+          <w:color w:val="000000"/>
+          <w:sz w:val="20"/>
+        </w:rPr>
+        <w:t>n</w:t>
+      </w:r>
+      <w:r>
+        <w:rPr>
+          <w:rFonts w:ascii="Times New Roman" w:hAnsi="Times New Roman"/>
+          <w:b w:val="0"/>
+          <w:i w:val="0"/>
+          <w:color w:val="000000"/>
+          <w:sz w:val="20"/>
+        </w:rPr>
+        <w:t xml:space="preserve">=60 only to 7.2 at </w:t>
+      </w:r>
+      <w:r>
+        <w:rPr>
+          <w:rFonts w:ascii="Times New Roman" w:hAnsi="Times New Roman"/>
+          <w:b w:val="0"/>
+          <w:i/>
+          <w:color w:val="000000"/>
+          <w:sz w:val="20"/>
+        </w:rPr>
+        <w:t>n</w:t>
+      </w:r>
+      <w:r>
+        <w:rPr>
+          <w:rFonts w:ascii="Times New Roman" w:hAnsi="Times New Roman"/>
+          <w:b w:val="0"/>
+          <w:i w:val="0"/>
+          <w:color w:val="000000"/>
+          <w:sz w:val="20"/>
+        </w:rPr>
+        <w:t xml:space="preserve">=115, because the interval is wide where the rate sits near zero, not mainly because </w:t>
+      </w:r>
+      <w:r>
+        <w:rPr>
+          <w:rFonts w:ascii="Times New Roman" w:hAnsi="Times New Roman"/>
+          <w:b w:val="0"/>
+          <w:i/>
+          <w:color w:val="000000"/>
+          <w:sz w:val="20"/>
+        </w:rPr>
+        <w:t>n</w:t>
+      </w:r>
+      <w:r>
+        <w:rPr>
+          <w:rFonts w:ascii="Times New Roman" w:hAnsi="Times New Roman"/>
+          <w:b w:val="0"/>
+          <w:i w:val="0"/>
+          <w:color w:val="000000"/>
+          <w:sz w:val="20"/>
+        </w:rPr>
+        <w:t xml:space="preserve"> is 60. The interval is genuinely wide and a two-point FPR difference remains unresolvable; the limitation is that a </w:t>
+      </w:r>
+      <w:r>
+        <w:rPr>
+          <w:rFonts w:ascii="Times New Roman" w:hAnsi="Times New Roman"/>
+          <w:b w:val="0"/>
+          <w:i/>
+          <w:color w:val="000000"/>
+          <w:sz w:val="20"/>
+        </w:rPr>
+        <w:t>second</w:t>
+      </w:r>
+      <w:r>
+        <w:rPr>
+          <w:rFonts w:ascii="Times New Roman" w:hAnsi="Times New Roman"/>
+          <w:b w:val="0"/>
+          <w:i w:val="0"/>
+          <w:color w:val="000000"/>
+          <w:sz w:val="20"/>
+        </w:rPr>
+        <w:t xml:space="preserve"> external benign corpus is needed, not more of this one.</w:t>
       </w:r>
     </w:p>
     <w:p>

--- a/paper/AdaptiShield-Manuscript.docx
+++ b/paper/AdaptiShield-Manuscript.docx
@@ -5314,6 +5314,397 @@
     </w:p>
     <w:p>
       <w:pPr>
+        <w:spacing w:after="60" w:before="160" w:line="254" w:lineRule="auto"/>
+        <w:jc w:val="left"/>
+      </w:pPr>
+      <w:r>
+        <w:rPr>
+          <w:rFonts w:ascii="Times New Roman" w:hAnsi="Times New Roman"/>
+          <w:b/>
+          <w:i/>
+          <w:color w:val="000000"/>
+          <w:sz w:val="20"/>
+        </w:rPr>
+        <w:t>D. What the same defense family achieves elsewhere</w:t>
+      </w:r>
+    </w:p>
+    <w:p>
+      <w:pPr>
+        <w:spacing w:after="80" w:before="0" w:line="254" w:lineRule="auto"/>
+        <w:jc w:val="both"/>
+      </w:pPr>
+      <w:r>
+        <w:rPr>
+          <w:rFonts w:ascii="Times New Roman" w:hAnsi="Times New Roman"/>
+          <w:b w:val="0"/>
+          <w:i w:val="0"/>
+          <w:color w:val="000000"/>
+          <w:sz w:val="20"/>
+        </w:rPr>
+        <w:t>Our null is one measurement, and a reader is entitled to ask what a prompt-level defense of this family does when it does work. AgentDojo reports one on an agent benchmark, scored the way we would want it scored — the same table, the same model, an undefended row to difference against.</w:t>
+      </w:r>
+    </w:p>
+    <w:tbl>
+      <w:tblPr>
+        <w:tblStyle w:val="TableGrid"/>
+        <w:tblW w:type="auto" w:w="0"/>
+        <w:jc w:val="center"/>
+        <w:tblLayout w:type="fixed"/>
+        <w:tblLook w:firstColumn="1" w:firstRow="1" w:lastColumn="0" w:lastRow="0" w:noHBand="0" w:noVBand="1" w:val="04A0"/>
+      </w:tblPr>
+      <w:tblGrid>
+        <w:gridCol w:w="2609"/>
+        <w:gridCol w:w="2148"/>
+        <w:gridCol w:w="2609"/>
+        <w:gridCol w:w="1995"/>
+      </w:tblGrid>
+      <w:tr>
+        <w:tc>
+          <w:tcPr>
+            <w:tcW w:type="dxa" w:w="2609"/>
+            <w:shd w:val="clear" w:fill="EDF1F5"/>
+          </w:tcPr>
+          <w:p>
+            <w:pPr>
+              <w:spacing w:after="20" w:before="20"/>
+              <w:jc w:val="left"/>
+            </w:pPr>
+            <w:r>
+              <w:rPr>
+                <w:rFonts w:ascii="Times New Roman" w:hAnsi="Times New Roman"/>
+                <w:b/>
+                <w:i w:val="0"/>
+                <w:color w:val="000000"/>
+                <w:sz w:val="17"/>
+              </w:rPr>
+              <w:t>AgentDojo, GPT-4o</w:t>
+            </w:r>
+          </w:p>
+        </w:tc>
+        <w:tc>
+          <w:tcPr>
+            <w:tcW w:type="dxa" w:w="2148"/>
+            <w:shd w:val="clear" w:fill="EDF1F5"/>
+          </w:tcPr>
+          <w:p>
+            <w:pPr>
+              <w:spacing w:after="20" w:before="20"/>
+              <w:jc w:val="left"/>
+            </w:pPr>
+            <w:r>
+              <w:rPr>
+                <w:rFonts w:ascii="Times New Roman" w:hAnsi="Times New Roman"/>
+                <w:b/>
+                <w:i w:val="0"/>
+                <w:color w:val="000000"/>
+                <w:sz w:val="17"/>
+              </w:rPr>
+              <w:t>Benign utility</w:t>
+            </w:r>
+          </w:p>
+        </w:tc>
+        <w:tc>
+          <w:tcPr>
+            <w:tcW w:type="dxa" w:w="2609"/>
+            <w:shd w:val="clear" w:fill="EDF1F5"/>
+          </w:tcPr>
+          <w:p>
+            <w:pPr>
+              <w:spacing w:after="20" w:before="20"/>
+              <w:jc w:val="left"/>
+            </w:pPr>
+            <w:r>
+              <w:rPr>
+                <w:rFonts w:ascii="Times New Roman" w:hAnsi="Times New Roman"/>
+                <w:b/>
+                <w:i w:val="0"/>
+                <w:color w:val="000000"/>
+                <w:sz w:val="17"/>
+              </w:rPr>
+              <w:t>Utility w. attack</w:t>
+            </w:r>
+          </w:p>
+        </w:tc>
+        <w:tc>
+          <w:tcPr>
+            <w:tcW w:type="dxa" w:w="1995"/>
+            <w:shd w:val="clear" w:fill="EDF1F5"/>
+          </w:tcPr>
+          <w:p>
+            <w:pPr>
+              <w:spacing w:after="20" w:before="20"/>
+              <w:jc w:val="left"/>
+            </w:pPr>
+            <w:r>
+              <w:rPr>
+                <w:rFonts w:ascii="Times New Roman" w:hAnsi="Times New Roman"/>
+                <w:b/>
+                <w:i w:val="0"/>
+                <w:color w:val="000000"/>
+                <w:sz w:val="17"/>
+              </w:rPr>
+              <w:t>Targeted ASR</w:t>
+            </w:r>
+          </w:p>
+        </w:tc>
+      </w:tr>
+      <w:tr>
+        <w:tc>
+          <w:tcPr>
+            <w:tcW w:type="dxa" w:w="2609"/>
+          </w:tcPr>
+          <w:p>
+            <w:pPr>
+              <w:spacing w:after="20" w:before="20"/>
+              <w:jc w:val="left"/>
+            </w:pPr>
+            <w:r>
+              <w:rPr>
+                <w:rFonts w:ascii="Times New Roman" w:hAnsi="Times New Roman"/>
+                <w:b w:val="0"/>
+                <w:i w:val="0"/>
+                <w:color w:val="000000"/>
+                <w:sz w:val="17"/>
+              </w:rPr>
+              <w:t>No defense</w:t>
+            </w:r>
+          </w:p>
+        </w:tc>
+        <w:tc>
+          <w:tcPr>
+            <w:tcW w:type="dxa" w:w="2148"/>
+          </w:tcPr>
+          <w:p>
+            <w:pPr>
+              <w:spacing w:after="20" w:before="20"/>
+              <w:jc w:val="left"/>
+            </w:pPr>
+            <w:r>
+              <w:rPr>
+                <w:rFonts w:ascii="Times New Roman" w:hAnsi="Times New Roman"/>
+                <w:b w:val="0"/>
+                <w:i w:val="0"/>
+                <w:color w:val="000000"/>
+                <w:sz w:val="17"/>
+              </w:rPr>
+              <w:t>69.0% (±3.6)</w:t>
+            </w:r>
+          </w:p>
+        </w:tc>
+        <w:tc>
+          <w:tcPr>
+            <w:tcW w:type="dxa" w:w="2609"/>
+          </w:tcPr>
+          <w:p>
+            <w:pPr>
+              <w:spacing w:after="20" w:before="20"/>
+              <w:jc w:val="left"/>
+            </w:pPr>
+            <w:r>
+              <w:rPr>
+                <w:rFonts w:ascii="Times New Roman" w:hAnsi="Times New Roman"/>
+                <w:b w:val="0"/>
+                <w:i w:val="0"/>
+                <w:color w:val="000000"/>
+                <w:sz w:val="17"/>
+              </w:rPr>
+              <w:t>50.01% (±3.9)</w:t>
+            </w:r>
+          </w:p>
+        </w:tc>
+        <w:tc>
+          <w:tcPr>
+            <w:tcW w:type="dxa" w:w="1995"/>
+          </w:tcPr>
+          <w:p>
+            <w:pPr>
+              <w:spacing w:after="20" w:before="20"/>
+              <w:jc w:val="left"/>
+            </w:pPr>
+            <w:r>
+              <w:rPr>
+                <w:rFonts w:ascii="Times New Roman" w:hAnsi="Times New Roman"/>
+                <w:b w:val="0"/>
+                <w:i w:val="0"/>
+                <w:color w:val="000000"/>
+                <w:sz w:val="17"/>
+              </w:rPr>
+              <w:t>57.69% (±3.9)</w:t>
+            </w:r>
+          </w:p>
+        </w:tc>
+      </w:tr>
+      <w:tr>
+        <w:tc>
+          <w:tcPr>
+            <w:tcW w:type="dxa" w:w="2609"/>
+          </w:tcPr>
+          <w:p>
+            <w:pPr>
+              <w:spacing w:after="20" w:before="20"/>
+              <w:jc w:val="left"/>
+            </w:pPr>
+            <w:r>
+              <w:rPr>
+                <w:rFonts w:ascii="Times New Roman" w:hAnsi="Times New Roman"/>
+                <w:b w:val="0"/>
+                <w:i w:val="0"/>
+                <w:color w:val="000000"/>
+                <w:sz w:val="17"/>
+              </w:rPr>
+              <w:t>Delimiting</w:t>
+            </w:r>
+          </w:p>
+        </w:tc>
+        <w:tc>
+          <w:tcPr>
+            <w:tcW w:type="dxa" w:w="2148"/>
+          </w:tcPr>
+          <w:p>
+            <w:pPr>
+              <w:spacing w:after="20" w:before="20"/>
+              <w:jc w:val="left"/>
+            </w:pPr>
+            <w:r>
+              <w:rPr>
+                <w:rFonts w:ascii="Times New Roman" w:hAnsi="Times New Roman"/>
+                <w:b w:val="0"/>
+                <w:i w:val="0"/>
+                <w:color w:val="000000"/>
+                <w:sz w:val="17"/>
+              </w:rPr>
+              <w:t>72.66% (±3.5)</w:t>
+            </w:r>
+          </w:p>
+        </w:tc>
+        <w:tc>
+          <w:tcPr>
+            <w:tcW w:type="dxa" w:w="2609"/>
+          </w:tcPr>
+          <w:p>
+            <w:pPr>
+              <w:spacing w:after="20" w:before="20"/>
+              <w:jc w:val="left"/>
+            </w:pPr>
+            <w:r>
+              <w:rPr>
+                <w:rFonts w:ascii="Times New Roman" w:hAnsi="Times New Roman"/>
+                <w:b w:val="0"/>
+                <w:i w:val="0"/>
+                <w:color w:val="000000"/>
+                <w:sz w:val="17"/>
+              </w:rPr>
+              <w:t>55.64% (±3.9)</w:t>
+            </w:r>
+          </w:p>
+        </w:tc>
+        <w:tc>
+          <w:tcPr>
+            <w:tcW w:type="dxa" w:w="1995"/>
+          </w:tcPr>
+          <w:p>
+            <w:pPr>
+              <w:spacing w:after="20" w:before="20"/>
+              <w:jc w:val="left"/>
+            </w:pPr>
+            <w:r>
+              <w:rPr>
+                <w:rFonts w:ascii="Times New Roman" w:hAnsi="Times New Roman"/>
+                <w:b w:val="0"/>
+                <w:i w:val="0"/>
+                <w:color w:val="000000"/>
+                <w:sz w:val="17"/>
+              </w:rPr>
+              <w:t>41.65% (±3.9)</w:t>
+            </w:r>
+          </w:p>
+        </w:tc>
+      </w:tr>
+    </w:tbl>
+    <w:p>
+      <w:pPr>
+        <w:spacing w:after="160" w:before="0" w:line="254" w:lineRule="auto"/>
+        <w:jc w:val="left"/>
+      </w:pPr>
+      <w:r>
+        <w:rPr>
+          <w:rFonts w:ascii="Times New Roman" w:hAnsi="Times New Roman"/>
+          <w:b/>
+          <w:i w:val="0"/>
+          <w:color w:val="444A53"/>
+          <w:sz w:val="17"/>
+        </w:rPr>
+        <w:t>Table VI.</w:t>
+      </w:r>
+      <w:r>
+        <w:rPr>
+          <w:rFonts w:ascii="Times New Roman" w:hAnsi="Times New Roman"/>
+          <w:b w:val="0"/>
+          <w:i w:val="0"/>
+          <w:color w:val="444A53"/>
+          <w:sz w:val="17"/>
+        </w:rPr>
+        <w:t xml:space="preserve"> Delimiting against no defense, both from Table 5 of Debenedetti et al. [2]. Intervals are the paper's own 95% intervals.</w:t>
+      </w:r>
+    </w:p>
+    <w:p>
+      <w:pPr>
+        <w:spacing w:after="80" w:before="0" w:line="254" w:lineRule="auto"/>
+        <w:jc w:val="both"/>
+      </w:pPr>
+      <w:r>
+        <w:rPr>
+          <w:rFonts w:ascii="Times New Roman" w:hAnsi="Times New Roman"/>
+          <w:b w:val="0"/>
+          <w:i w:val="0"/>
+          <w:color w:val="000000"/>
+          <w:sz w:val="20"/>
+        </w:rPr>
+        <w:t xml:space="preserve">Delimiting removes </w:t>
+      </w:r>
+      <w:r>
+        <w:rPr>
+          <w:rFonts w:ascii="Times New Roman" w:hAnsi="Times New Roman"/>
+          <w:b/>
+          <w:i w:val="0"/>
+          <w:color w:val="000000"/>
+          <w:sz w:val="20"/>
+        </w:rPr>
+        <w:t>16.04 points</w:t>
+      </w:r>
+      <w:r>
+        <w:rPr>
+          <w:rFonts w:ascii="Times New Roman" w:hAnsi="Times New Roman"/>
+          <w:b w:val="0"/>
+          <w:i w:val="0"/>
+          <w:color w:val="000000"/>
+          <w:sz w:val="20"/>
+        </w:rPr>
+        <w:t xml:space="preserve"> of targeted ASR, and the two intervals do not overlap. This is the closest published analogue to our arm: a prompt-level transform of untrusted content, on a tool-calling agent, with the undefended condition measured in the same run. It does not make our null a contradiction — the corpus, the model class and the outcome variable all differ, and §VI-B lists why our steering rate is not their ASR. What it establishes is that the family is not inert in general, which is the reading a bare null invites and the one we are not entitled to. Two further things travel with it. First, delimiting does not </w:t>
+      </w:r>
+      <w:r>
+        <w:rPr>
+          <w:rFonts w:ascii="Times New Roman" w:hAnsi="Times New Roman"/>
+          <w:b w:val="0"/>
+          <w:i/>
+          <w:color w:val="000000"/>
+          <w:sz w:val="20"/>
+        </w:rPr>
+        <w:t>solve</w:t>
+      </w:r>
+      <w:r>
+        <w:rPr>
+          <w:rFonts w:ascii="Times New Roman" w:hAnsi="Times New Roman"/>
+          <w:b w:val="0"/>
+          <w:i w:val="0"/>
+          <w:color w:val="000000"/>
+          <w:sz w:val="20"/>
+        </w:rPr>
+        <w:t xml:space="preserve"> the problem it improves: 41.65% of targeted attacks still succeed, so the published result is a reduction, not a defense a deployment could rest on. Second, it costs nothing in benign utility — 69.0% to 72.66%, overlapping intervals — which is the property our own null cannot demonstrate either way.</w:t>
+      </w:r>
+    </w:p>
+    <w:p>
+      <w:pPr>
         <w:spacing w:after="100" w:before="240" w:line="254" w:lineRule="auto"/>
         <w:jc w:val="left"/>
       </w:pPr>
@@ -5686,7 +6077,7 @@
           <w:color w:val="444A53"/>
           <w:sz w:val="17"/>
         </w:rPr>
-        <w:t>Table VI.</w:t>
+        <w:t>Table VII.</w:t>
       </w:r>
       <w:r>
         <w:rPr>
@@ -6510,7 +6901,7 @@
           <w:color w:val="444A53"/>
           <w:sz w:val="17"/>
         </w:rPr>
-        <w:t>Table VII.</w:t>
+        <w:t>Table VIII.</w:t>
       </w:r>
       <w:r>
         <w:rPr>
@@ -6911,7 +7302,7 @@
           <w:color w:val="444A53"/>
           <w:sz w:val="17"/>
         </w:rPr>
-        <w:t>Table VIII.</w:t>
+        <w:t>Table IX.</w:t>
       </w:r>
       <w:r>
         <w:rPr>
@@ -7614,7 +8005,7 @@
           <w:color w:val="444A53"/>
           <w:sz w:val="17"/>
         </w:rPr>
-        <w:t>Table IX.</w:t>
+        <w:t>Table X.</w:t>
       </w:r>
       <w:r>
         <w:rPr>
@@ -7976,7 +8367,7 @@
           <w:color w:val="000000"/>
           <w:sz w:val="20"/>
         </w:rPr>
-        <w:t xml:space="preserve">A claim of the form "this configuration adds one false positive" is therefore not supported by a single run, because it may be reporting churn in the borderline pool. This bounds Table IX directly: the capability arm's apparent FPR cost is one case in 60, precisely the magnitude that churns, so the defensible statement is </w:t>
+        <w:t xml:space="preserve">A claim of the form "this configuration adds one false positive" is therefore not supported by a single run, because it may be reporting churn in the borderline pool. This bounds Table X directly: the capability arm's apparent FPR cost is one case in 60, precisely the magnitude that churns, so the defensible statement is </w:t>
       </w:r>
       <w:r>
         <w:rPr>
@@ -8529,7 +8920,7 @@
           <w:color w:val="444A53"/>
           <w:sz w:val="17"/>
         </w:rPr>
-        <w:t>Table X.</w:t>
+        <w:t>Table XI.</w:t>
       </w:r>
       <w:r>
         <w:rPr>
@@ -9400,7 +9791,7 @@
           <w:color w:val="444A53"/>
           <w:sz w:val="17"/>
         </w:rPr>
-        <w:t>Table XI.</w:t>
+        <w:t>Table XII.</w:t>
       </w:r>
       <w:r>
         <w:rPr>
@@ -10194,7 +10585,7 @@
           <w:color w:val="444A53"/>
           <w:sz w:val="17"/>
         </w:rPr>
-        <w:t>Table XII.</w:t>
+        <w:t>Table XIII.</w:t>
       </w:r>
       <w:r>
         <w:rPr>
@@ -10256,7 +10647,27 @@
           <w:color w:val="000000"/>
           <w:sz w:val="20"/>
         </w:rPr>
-        <w:t>For defenses, spotlighting is reported at "&gt;50% to below 2%" on GPT-family models [3] against our null on 3–4B local models with action selection as the outcome (§VI), and AgentDojo's tool filter at 7.5% ASR [2] against our Layer 4, which §V reports as redundant. The gap between our spotlighting null and the published figure is most likely a gap in setting, and we say so rather than claiming a contradiction.</w:t>
+        <w:t xml:space="preserve">For defenses, spotlighting is reported at "&gt;50% to below 2%" on GPT-family models [3] against our null on 3–4B local models with action selection as the outcome (§VI), and AgentDojo's tool filter at 7.5% ASR [2] against our Layer 4, which §V reports as redundant. The gap between our spotlighting null and the published figure is most likely a gap in setting, and we say so rather than claiming a contradiction. The most informative external point is AgentDojo's own delimiting arm (§VI-D): </w:t>
+      </w:r>
+      <w:r>
+        <w:rPr>
+          <w:rFonts w:ascii="Times New Roman" w:hAnsi="Times New Roman"/>
+          <w:b/>
+          <w:i w:val="0"/>
+          <w:color w:val="000000"/>
+          <w:sz w:val="20"/>
+        </w:rPr>
+        <w:t>57.69% → 41.65%</w:t>
+      </w:r>
+      <w:r>
+        <w:rPr>
+          <w:rFonts w:ascii="Times New Roman" w:hAnsi="Times New Roman"/>
+          <w:b w:val="0"/>
+          <w:i w:val="0"/>
+          <w:color w:val="000000"/>
+          <w:sz w:val="20"/>
+        </w:rPr>
+        <w:t xml:space="preserve"> targeted ASR against an undefended row measured in the same table [2]. It is the only published prompt-level result here that carries its own undefended baseline, which is what makes it a difference rather than a level — and at 41.65% remaining it is also the clearest published statement that this family reduces rather than removes the exposure.</w:t>
       </w:r>
     </w:p>
     <w:p>

--- a/paper/AdaptiShield-Manuscript.docx
+++ b/paper/AdaptiShield-Manuscript.docx
@@ -11720,7 +11720,27 @@
           <w:color w:val="000000"/>
           <w:sz w:val="20"/>
         </w:rPr>
-        <w:t>The figure below is the implementation-level architecture, reproduced for completeness. Unlike Fig. 1 it shows every module and every feedback path, including the red-team loop, the evaluation module and the off-machine training environment. Solid borders mark components built and validated; dashed borders mark specified but unimplemented components; dashed arrows mark the adaptive feedback path.</w:t>
+        <w:t xml:space="preserve">The figure below is the implementation-level architecture, reproduced for completeness. Unlike Fig. 1 it shows every module and every feedback path, including the red-team loop, the evaluation module and the off-machine training environment. </w:t>
+      </w:r>
+      <w:r>
+        <w:rPr>
+          <w:rFonts w:ascii="Times New Roman" w:hAnsi="Times New Roman"/>
+          <w:b/>
+          <w:i w:val="0"/>
+          <w:color w:val="000000"/>
+          <w:sz w:val="20"/>
+        </w:rPr>
+        <w:t>Every component shown is built and validated</w:t>
+      </w:r>
+      <w:r>
+        <w:rPr>
+          <w:rFonts w:ascii="Times New Roman" w:hAnsi="Times New Roman"/>
+          <w:b w:val="0"/>
+          <w:i w:val="0"/>
+          <w:color w:val="000000"/>
+          <w:sz w:val="20"/>
+        </w:rPr>
+        <w:t xml:space="preserve"> — five specified-but-unimplemented boxes that earlier versions of this figure carried have been removed rather than drawn, so nothing in the diagram describes work that does not exist. Dashed arrows mark the adaptive feedback path; green marks offline measurement paths that make no model calls; italic marks components built and measured that ship disabled.</w:t>
       </w:r>
     </w:p>
     <w:p>

--- a/paper/AdaptiShield-Manuscript.docx
+++ b/paper/AdaptiShield-Manuscript.docx
@@ -11751,7 +11751,7 @@
       <w:r>
         <w:drawing>
           <wp:inline xmlns:a="http://schemas.openxmlformats.org/drawingml/2006/main" xmlns:pic="http://schemas.openxmlformats.org/drawingml/2006/picture">
-            <wp:extent cx="8229600" cy="3797092"/>
+            <wp:extent cx="8229600" cy="4224554"/>
             <wp:docPr id="6" name="Picture 6"/>
             <wp:cNvGraphicFramePr>
               <a:graphicFrameLocks noChangeAspect="1"/>
@@ -11772,7 +11772,7 @@
                   <pic:spPr>
                     <a:xfrm>
                       <a:off x="0" y="0"/>
-                      <a:ext cx="8229600" cy="3797092"/>
+                      <a:ext cx="8229600" cy="4224554"/>
                     </a:xfrm>
                     <a:prstGeom prst="rect"/>
                   </pic:spPr>

--- a/paper/AdaptiShield-Manuscript.docx
+++ b/paper/AdaptiShield-Manuscript.docx
@@ -1018,7 +1018,7 @@
           <w:color w:val="000000"/>
           <w:sz w:val="20"/>
         </w:rPr>
-        <w:t xml:space="preserve"> AgentDojo evaluates several, and reports that "our simple tool filtering defense is particularly effective, lowering the attack success rate to 7.5%" [2]. Our Layer 4 belongs to this family, and §V reports it as redundant rather than contributing on our corpus.</w:t>
+        <w:t xml:space="preserve"> AgentDojo evaluates several, and reports that "our simple tool filtering defense is particularly effective, lowering the attack success rate to 7.5%" [2]; the same paper's Table 5 gives that defense a targeted ASR of 6.84% (±2.0) on GPT-4o, and we quote the body text while naming the table figure rather than silently choosing between them. Our Layer 4 belongs to this family, and §V reports it as redundant rather than contributing on our corpus.</w:t>
       </w:r>
     </w:p>
     <w:p>
@@ -10647,7 +10647,7 @@
           <w:color w:val="000000"/>
           <w:sz w:val="20"/>
         </w:rPr>
-        <w:t xml:space="preserve">For defenses, spotlighting is reported at "&gt;50% to below 2%" on GPT-family models [3] against our null on 3–4B local models with action selection as the outcome (§VI), and AgentDojo's tool filter at 7.5% ASR [2] against our Layer 4, which §V reports as redundant. The gap between our spotlighting null and the published figure is most likely a gap in setting, and we say so rather than claiming a contradiction. The most informative external point is AgentDojo's own delimiting arm (§VI-D): </w:t>
+        <w:t xml:space="preserve">For defenses, spotlighting is reported at "&gt;50% to below 2%" on GPT-family models [3] against our null on 3–4B local models with action selection as the outcome (§VI), and AgentDojo's tool filter at 7.5% ASR [2] — 6.84% (±2.0) in that paper's Table 5, a discrepancy we report rather than resolve (§II) — against our Layer 4, which §V reports as redundant. The gap between our spotlighting null and the published figure is most likely a gap in setting, and we say so rather than claiming a contradiction. The most informative external point is AgentDojo's own delimiting arm (§VI-D): </w:t>
       </w:r>
       <w:r>
         <w:rPr>
